--- a/companies/hollowell-ip/Engagements/Middleton, Sullivan and Wiley/2020.05.15 - Kickoff Memo - Freedom-to-Operate Analysis.docx
+++ b/companies/hollowell-ip/Engagements/Middleton, Sullivan and Wiley/2020.05.15 - Kickoff Memo - Freedom-to-Operate Analysis.docx
@@ -4,29 +4,54 @@
   <w:body>
     <w:p>
       <w:r>
-        <w:t>To: Heather Munoz, Kelly Snyder</w:t>
+        <w:t>PRIVILEGED AND CONFIDENTIAL</w:t>
         <w:br/>
-        <w:t>From: Richard Henderson</w:t>
-        <w:br/>
-        <w:t>Re: Freedom-to-Operate Analysis for Middleton, Sullivan and Wiley</w:t>
+        <w:t>ATTORNEY WORK PRODUCT</w:t>
       </w:r>
     </w:p>
     <w:p>
       <w:r>
-        <w:t>This memo sets out how we run the freedom-to-operate analysis for Middleton, Sullivan and Wiley. The engagement opened on May 12, 2020. The job for the first stretch is narrow: fix the subject matter and get the search scope right, so everything built on top of it stands on something solid. We are not drawing conclusions yet, and we should not be. Read this as the plan of record for the matter, and tell me now if any of it does not fit how you expected the work to run.</w:t>
+        <w:t>To: Heather Munoz; Kelly Snyder</w:t>
+        <w:br/>
+        <w:t>From: Richard Henderson</w:t>
+        <w:br/>
+        <w:t>Re: Kickoff, freedom-to-operate analysis for Middleton, Sullivan and Wiley</w:t>
+      </w:r>
+    </w:p>
+    <w:p>
+      <w:pPr>
+        <w:pStyle w:val="Heading1"/>
+      </w:pPr>
+      <w:r>
+        <w:t>What the opinion has to answer</w:t>
       </w:r>
     </w:p>
     <w:p>
       <w:r>
-        <w:t>The reason to be careful at the front is simple. A freedom-to-operate opinion is only as good as the scope it runs against, and a scope that misses a feature produces an opinion that looks complete and is not. So we fix the subject matter in writing first, and we do not start searching until Heather Munoz has approved what we are searching for. Everything after that is search, read, chart, and review, in that order, and the order matters because each step assumes the one before it was done right.</w:t>
+        <w:t>We owe Middleton, Sullivan and Wiley one opinion, signed by Heather Munoz. It says whether the client's launch product can be sold in the United States without infringing a live claim. Everything below exists to put the evidence for that opinion in front of her in a form she can check.</w:t>
+      </w:r>
+    </w:p>
+    <w:p>
+      <w:r>
+        <w:t>The engagement began on May 12, 2020. The fee is fixed, so time spent outside the scope of the engagement letter comes out of the firm. If a request looks like new work, raise it with Heather before doing it.</w:t>
+      </w:r>
+    </w:p>
+    <w:p>
+      <w:r>
+        <w:t>Our contact at the client is Barbara Blair, Director of Operations. Document requests go through her and nobody else. That way we keep one record of what we asked for and what arrived.</w:t>
+      </w:r>
+    </w:p>
+    <w:p>
+      <w:r>
+        <w:t>We do not yet have the product documents. Until we do, any assumption about the design is provisional. Write it down in the matter file so Heather can see it and strike it if it is wrong.</w:t>
       </w:r>
     </w:p>
     <w:p>
       <w:pPr>
-        <w:pStyle w:val="Heading2"/>
+        <w:pStyle w:val="Heading1"/>
       </w:pPr>
       <w:r>
-        <w:t>How the Work Breaks Down</w:t>
+        <w:t>The work, in order</w:t>
       </w:r>
     </w:p>
     <w:p>
@@ -34,7 +59,7 @@
         <w:pStyle w:val="ListBullet"/>
       </w:pPr>
       <w:r>
-        <w:t>Subject matter and search scope. I will fix the exact products and features to be cleared from the descriptions Barbara Blair sends over from Middleton, Sullivan and Wiley, and write them up as a defined scope before any searching starts. Kelly Snyder will check that scope against the docket so nothing we agreed to clear is left out of it. If a feature is described too loosely to search, I go back to Barbara Blair for the detail rather than guess at what she meant.</w:t>
+        <w:t>1. Product definition. Barbara Blair sends drawings, specification, bill of materials, and a feature list for the launch configuration. We freeze one revision and analyze that revision only. A later revision is a scope change and goes to Heather before anyone works on it.</w:t>
       </w:r>
     </w:p>
     <w:p>
@@ -42,7 +67,7 @@
         <w:pStyle w:val="ListBullet"/>
       </w:pPr>
       <w:r>
-        <w:t>Searching. I will run the patent and published-application searches against that scope, United States first, and pull the references that read on the identified features. Kelly Snyder maintains the reference set and keeps it current as the searches turn more up. We record the search terms and the classes we ran, so the scope of the searching is on the record and not just in my head.</w:t>
+        <w:t>2. Search. Kelly Snyder runs the first pass: classification, keyword, and forward and backward citation from any reference the client already knows of. Every query goes in the search log with its date and database.</w:t>
       </w:r>
     </w:p>
     <w:p>
@@ -50,7 +75,7 @@
         <w:pStyle w:val="ListBullet"/>
       </w:pPr>
       <w:r>
-        <w:t>Claim reading and charts. I will chart the claims of the references that matter against the product descriptions, element by element, and flag every claim that touches infringement or validity for Heather Munoz rather than characterize it myself. Where a reference is close, it goes to her with the chart, not with my opinion attached to it.</w:t>
+        <w:t>3. Screen. I read the first pass against the feature list and put each reference in one of three groups: remote, second read, chart. Kelly takes the second reads.</w:t>
       </w:r>
     </w:p>
     <w:p>
@@ -58,20 +83,7 @@
         <w:pStyle w:val="ListBullet"/>
       </w:pPr>
       <w:r>
-        <w:t>Analysis and opinion. Heather Munoz reviews the charts family by family, reaches the conclusions, and carries them into the written freedom-to-operate opinion that goes to the client. That call is hers, not ours, and nothing that reads as a conclusion on risk leaves this office under anyone else's name.</w:t>
-      </w:r>
-    </w:p>
-    <w:p>
-      <w:r>
-        <w:t>One rule on the client side while the work is open. Anything that goes to Middleton, Sullivan and Wiley that touches a conclusion goes through Heather Munoz first. Routine scope and materials questions to Barbara Blair I will handle directly, and I will copy the two of you so the thread stays in one place.</w:t>
-      </w:r>
-    </w:p>
-    <w:p>
-      <w:pPr>
-        <w:pStyle w:val="Heading2"/>
-      </w:pPr>
-      <w:r>
-        <w:t>Where We Start</w:t>
+        <w:t>4. Claim charts. I chart each independent claim in the chart group, element by element, against the frozen revision. Dependent claims get charted only where the independent claim is close.</w:t>
       </w:r>
     </w:p>
     <w:p>
@@ -79,7 +91,7 @@
         <w:pStyle w:val="ListBullet"/>
       </w:pPr>
       <w:r>
-        <w:t>Kelly Snyder: open the matter on the docket and stand up the reference set and the engagement file.</w:t>
+        <w:t>5. File histories. For every charted patent we order the file history and note each amendment and argument that narrowed the claim. Most of our non-infringement positions will come from there.</w:t>
       </w:r>
     </w:p>
     <w:p>
@@ -87,7 +99,7 @@
         <w:pStyle w:val="ListBullet"/>
       </w:pPr>
       <w:r>
-        <w:t>Me: send Barbara Blair the list of what we need to fix the scope, and turn her descriptions into a written search scope for Heather Munoz to approve before any searching begins.</w:t>
+        <w:t>6. Design-around notes. Where a claim reads, or nearly reads, I record what the product would have to change to avoid it. The client's engineers judge what the change costs. We judge whether it avoids the claim.</w:t>
       </w:r>
     </w:p>
     <w:p>
@@ -95,17 +107,67 @@
         <w:pStyle w:val="ListBullet"/>
       </w:pPr>
       <w:r>
-        <w:t>Heather Munoz: review and sign off the search scope once it is drafted, so the searching runs against something she has approved rather than against my read alone.</w:t>
+        <w:t>7. Opinion. Heather drafts and signs. Kelly and I assemble the appendix: search log, reference list, claim charts, and file history notes.</w:t>
       </w:r>
     </w:p>
     <w:p>
       <w:r>
-        <w:t>Keep everything on the docket as we go. Every reference we pull, every chart, and every date tied to this matter belongs in the engagement file and not in anyone's private notes. Kelly Snyder owns that file; route things to her so a single record stays complete.</w:t>
+        <w:t>Items 2 through 6 will overlap once the search is running. Item 1 will not. Nothing gets charted against a revision we have not frozen.</w:t>
       </w:r>
     </w:p>
     <w:p>
       <w:r>
-        <w:t>The first thing that has to happen is the scope. I will have a draft to Heather Munoz once Barbara Blair's descriptions are in, and the searching starts after she approves it.</w:t>
+        <w:t>Kelly has asked that we track hours against each item from the first day, given the fixed fee. I agree. Log time to the item number, not only to the matter, so that Heather can see which items are using the budget.</w:t>
+      </w:r>
+    </w:p>
+    <w:p>
+      <w:pPr>
+        <w:pStyle w:val="Heading1"/>
+      </w:pPr>
+      <w:r>
+        <w:t>Before the end of next week</w:t>
+      </w:r>
+    </w:p>
+    <w:p>
+      <w:r>
+        <w:t>The search cannot start properly until the configuration is fixed. So the document request goes out first, and the rest waits on it.</w:t>
+      </w:r>
+    </w:p>
+    <w:p>
+      <w:pPr>
+        <w:pStyle w:val="ListBullet"/>
+      </w:pPr>
+      <w:r>
+        <w:t>I will send Barbara Blair the document request early next week, with a short note on what we mean by launch configuration.</w:t>
+      </w:r>
+    </w:p>
+    <w:p>
+      <w:pPr>
+        <w:pStyle w:val="ListBullet"/>
+      </w:pPr>
+      <w:r>
+        <w:t>Kelly: set up the search log and the reference tracker in the matter folder, and draft the first classification list as soon as the feature list arrives.</w:t>
+      </w:r>
+    </w:p>
+    <w:p>
+      <w:pPr>
+        <w:pStyle w:val="ListBullet"/>
+      </w:pPr>
+      <w:r>
+        <w:t>Heather: confirm how we treat applications that publish after the search closes, and whether you want the cutoff stated on the face of the opinion.</w:t>
+      </w:r>
+    </w:p>
+    <w:p>
+      <w:pPr>
+        <w:pStyle w:val="ListBullet"/>
+      </w:pPr>
+      <w:r>
+        <w:t>Docketing: calendar a monthly check of newly published applications in our classes for the life of the engagement, starting when the search closes.</w:t>
+      </w:r>
+    </w:p>
+    <w:p>
+      <w:r>
+        <w:t>If anything here conflicts with the engagement letter, the letter controls. Tell me and I will correct this memo.</w:t>
       </w:r>
     </w:p>
     <w:sectPr>
